--- a/лабораторная 7 Савченко.docx
+++ b/лабораторная 7 Савченко.docx
@@ -1,6 +1,6 @@
 
 <file path=word/document.xml><?xml version="1.0" encoding="utf-8"?>
-<w:document xmlns:wpc="http://schemas.microsoft.com/office/word/2010/wordprocessingCanvas" xmlns:cx="http://schemas.microsoft.com/office/drawing/2014/chartex" xmlns:cx1="http://schemas.microsoft.com/office/drawing/2015/9/8/chartex" xmlns:cx2="http://schemas.microsoft.com/office/drawing/2015/10/21/chartex" xmlns:cx3="http://schemas.microsoft.com/office/drawing/2016/5/9/chartex" xmlns:cx4="http://schemas.microsoft.com/office/drawing/2016/5/10/chartex" xmlns:cx5="http://schemas.microsoft.com/office/drawing/2016/5/11/chartex" xmlns:cx6="http://schemas.microsoft.com/office/drawing/2016/5/12/chartex" xmlns:cx7="http://schemas.microsoft.com/office/drawing/2016/5/13/chartex" xmlns:cx8="http://schemas.microsoft.com/office/drawing/2016/5/14/chartex" xmlns:mc="http://schemas.openxmlformats.org/markup-compatibility/2006" xmlns:aink="http://schemas.microsoft.com/office/drawing/2016/ink" xmlns:am3d="http://schemas.microsoft.com/office/drawing/2017/model3d" xmlns:o="urn:schemas-microsoft-com:office:office" xmlns:r="http://schemas.openxmlformats.org/officeDocument/2006/relationships" xmlns:m="http://schemas.openxmlformats.org/officeDocument/2006/math" xmlns:v="urn:schemas-microsoft-com:vml" xmlns:wp14="http://schemas.microsoft.com/office/word/2010/wordprocessingDrawing" xmlns:wp="http://schemas.openxmlformats.org/drawingml/2006/wordprocessingDrawing" xmlns:w10="urn:schemas-microsoft-com:office:word" xmlns:w="http://schemas.openxmlformats.org/wordprocessingml/2006/main" xmlns:w14="http://schemas.microsoft.com/office/word/2010/wordml" xmlns:w15="http://schemas.microsoft.com/office/word/2012/wordml" xmlns:w16cex="http://schemas.microsoft.com/office/word/2018/wordml/cex" xmlns:w16cid="http://schemas.microsoft.com/office/word/2016/wordml/cid" xmlns:w16="http://schemas.microsoft.com/office/word/2018/wordml" xmlns:w16sdtdh="http://schemas.microsoft.com/office/word/2020/wordml/sdtdatahash" xmlns:w16se="http://schemas.microsoft.com/office/word/2015/wordml/symex" xmlns:wpg="http://schemas.microsoft.com/office/word/2010/wordprocessingGroup" xmlns:wpi="http://schemas.microsoft.com/office/word/2010/wordprocessingInk" xmlns:wne="http://schemas.microsoft.com/office/word/2006/wordml" xmlns:wps="http://schemas.microsoft.com/office/word/2010/wordprocessingShape" mc:Ignorable="w14 w15 w16se w16cid w16 w16cex w16sdtdh wp14">
+<w:document xmlns:wpc="http://schemas.microsoft.com/office/word/2010/wordprocessingCanvas" xmlns:cx="http://schemas.microsoft.com/office/drawing/2014/chartex" xmlns:cx1="http://schemas.microsoft.com/office/drawing/2015/9/8/chartex" xmlns:cx2="http://schemas.microsoft.com/office/drawing/2015/10/21/chartex" xmlns:cx3="http://schemas.microsoft.com/office/drawing/2016/5/9/chartex" xmlns:cx4="http://schemas.microsoft.com/office/drawing/2016/5/10/chartex" xmlns:cx5="http://schemas.microsoft.com/office/drawing/2016/5/11/chartex" xmlns:cx6="http://schemas.microsoft.com/office/drawing/2016/5/12/chartex" xmlns:cx7="http://schemas.microsoft.com/office/drawing/2016/5/13/chartex" xmlns:cx8="http://schemas.microsoft.com/office/drawing/2016/5/14/chartex" xmlns:mc="http://schemas.openxmlformats.org/markup-compatibility/2006" xmlns:aink="http://schemas.microsoft.com/office/drawing/2016/ink" xmlns:am3d="http://schemas.microsoft.com/office/drawing/2017/model3d" xmlns:o="urn:schemas-microsoft-com:office:office" xmlns:r="http://schemas.openxmlformats.org/officeDocument/2006/relationships" xmlns:m="http://schemas.openxmlformats.org/officeDocument/2006/math" xmlns:v="urn:schemas-microsoft-com:vml" xmlns:wp14="http://schemas.microsoft.com/office/word/2010/wordprocessingDrawing" xmlns:wp="http://schemas.openxmlformats.org/drawingml/2006/wordprocessingDrawing" xmlns:w10="urn:schemas-microsoft-com:office:word" xmlns:w="http://schemas.openxmlformats.org/wordprocessingml/2006/main" xmlns:w14="http://schemas.microsoft.com/office/word/2010/wordml" xmlns:w15="http://schemas.microsoft.com/office/word/2012/wordml" xmlns:w16cid="http://schemas.microsoft.com/office/word/2016/wordml/cid" xmlns:w16se="http://schemas.microsoft.com/office/word/2015/wordml/symex" xmlns:wpg="http://schemas.microsoft.com/office/word/2010/wordprocessingGroup" xmlns:wpi="http://schemas.microsoft.com/office/word/2010/wordprocessingInk" xmlns:wne="http://schemas.microsoft.com/office/word/2006/wordml" xmlns:wps="http://schemas.microsoft.com/office/word/2010/wordprocessingShape" mc:Ignorable="w14 w15 w16se w16cid wp14">
   <w:body>
     <w:tbl>
       <w:tblPr>
@@ -3708,10 +3708,10 @@
             <v:path o:extrusionok="f" gradientshapeok="t" o:connecttype="rect"/>
             <o:lock v:ext="edit" aspectratio="t"/>
           </v:shapetype>
-          <v:shape id="_x0000_i1025" type="#_x0000_t75" style="width:468pt;height:351pt" o:ole="">
+          <v:shape id="_x0000_i1025" type="#_x0000_t75" style="width:468pt;height:351.15pt" o:ole="">
             <v:imagedata r:id="rId7" o:title=""/>
           </v:shape>
-          <o:OLEObject Type="Embed" ProgID="STATISTICA.Graph" ShapeID="_x0000_i1025" DrawAspect="Content" ObjectID="_1837091589" r:id="rId8">
+          <o:OLEObject Type="Embed" ProgID="STATISTICA.Graph" ShapeID="_x0000_i1025" DrawAspect="Content" ObjectID="_1837753828" r:id="rId8">
             <o:FieldCodes>\s</o:FieldCodes>
           </o:OLEObject>
         </w:object>
@@ -4102,13 +4102,23 @@
                 <w:szCs w:val="20"/>
               </w:rPr>
             </w:pPr>
-            <w:r>
-              <w:rPr>
-                <w:rFonts w:ascii="Arial" w:hAnsi="Arial" w:cs="Arial"/>
-                <w:sz w:val="20"/>
-                <w:szCs w:val="20"/>
-              </w:rPr>
-              <w:t xml:space="preserve">Learning </w:t>
+            <w:proofErr w:type="spellStart"/>
+            <w:r>
+              <w:rPr>
+                <w:rFonts w:ascii="Arial" w:hAnsi="Arial" w:cs="Arial"/>
+                <w:sz w:val="20"/>
+                <w:szCs w:val="20"/>
+              </w:rPr>
+              <w:t>Learning</w:t>
+            </w:r>
+            <w:proofErr w:type="spellEnd"/>
+            <w:r>
+              <w:rPr>
+                <w:rFonts w:ascii="Arial" w:hAnsi="Arial" w:cs="Arial"/>
+                <w:sz w:val="20"/>
+                <w:szCs w:val="20"/>
+              </w:rPr>
+              <w:t xml:space="preserve"> </w:t>
             </w:r>
             <w:proofErr w:type="spellStart"/>
             <w:r>
@@ -7003,7 +7013,7 @@
           <w:rFonts w:ascii="Times New Roman" w:eastAsia="Times New Roman" w:hAnsi="Times New Roman" w:cs="Times New Roman"/>
           <w:sz w:val="28"/>
           <w:szCs w:val="28"/>
-          <w:lang w:eastAsia="ru-RU"/>
+          <w:lang w:val="en-US" w:eastAsia="ru-RU"/>
         </w:rPr>
       </w:pPr>
       <w:proofErr w:type="spellStart"/>
@@ -7012,7 +7022,7 @@
           <w:rFonts w:ascii="Times New Roman" w:eastAsia="Times New Roman" w:hAnsi="Times New Roman" w:cs="Times New Roman"/>
           <w:sz w:val="28"/>
           <w:szCs w:val="28"/>
-          <w:lang w:eastAsia="ru-RU"/>
+          <w:lang w:val="en-US" w:eastAsia="ru-RU"/>
         </w:rPr>
         <w:t>science_prev_score</w:t>
       </w:r>
@@ -7022,7 +7032,7 @@
           <w:rFonts w:ascii="Times New Roman" w:eastAsia="Times New Roman" w:hAnsi="Times New Roman" w:cs="Times New Roman"/>
           <w:sz w:val="28"/>
           <w:szCs w:val="28"/>
-          <w:lang w:eastAsia="ru-RU"/>
+          <w:lang w:val="en-US" w:eastAsia="ru-RU"/>
         </w:rPr>
         <w:t xml:space="preserve"> </w:t>
       </w:r>
@@ -7034,7 +7044,7 @@
           <w:rFonts w:ascii="Times New Roman" w:eastAsia="Times New Roman" w:hAnsi="Times New Roman" w:cs="Times New Roman"/>
           <w:sz w:val="28"/>
           <w:szCs w:val="28"/>
-          <w:lang w:eastAsia="ru-RU"/>
+          <w:lang w:val="en-US" w:eastAsia="ru-RU"/>
         </w:rPr>
       </w:pPr>
       <w:proofErr w:type="spellStart"/>
@@ -7043,7 +7053,7 @@
           <w:rFonts w:ascii="Times New Roman" w:eastAsia="Times New Roman" w:hAnsi="Times New Roman" w:cs="Times New Roman"/>
           <w:sz w:val="28"/>
           <w:szCs w:val="28"/>
-          <w:lang w:eastAsia="ru-RU"/>
+          <w:lang w:val="en-US" w:eastAsia="ru-RU"/>
         </w:rPr>
         <w:t>math_prev_score</w:t>
       </w:r>
@@ -7053,7 +7063,7 @@
           <w:rFonts w:ascii="Times New Roman" w:eastAsia="Times New Roman" w:hAnsi="Times New Roman" w:cs="Times New Roman"/>
           <w:sz w:val="28"/>
           <w:szCs w:val="28"/>
-          <w:lang w:eastAsia="ru-RU"/>
+          <w:lang w:val="en-US" w:eastAsia="ru-RU"/>
         </w:rPr>
         <w:t xml:space="preserve"> </w:t>
       </w:r>
@@ -9769,7 +9779,391 @@
         <w:t>, поэтому он становится предсказанным для данного узла.</w:t>
       </w:r>
     </w:p>
-    <w:p/>
+    <w:p>
+      <w:pPr>
+        <w:pStyle w:val="a7"/>
+        <w:jc w:val="center"/>
+        <w:rPr>
+          <w:sz w:val="28"/>
+          <w:szCs w:val="28"/>
+        </w:rPr>
+      </w:pPr>
+      <w:r>
+        <w:rPr>
+          <w:sz w:val="28"/>
+          <w:szCs w:val="28"/>
+        </w:rPr>
+        <w:t>Последовательность цен</w:t>
+      </w:r>
+    </w:p>
+    <w:p>
+      <w:pPr>
+        <w:jc w:val="center"/>
+      </w:pPr>
+      <w:r>
+        <w:object w:dxaOrig="7605" w:dyaOrig="5695" w14:anchorId="01D62250">
+          <v:shape id="_x0000_i1033" type="#_x0000_t75" style="width:380.4pt;height:284.6pt" o:ole="">
+            <v:imagedata r:id="rId9" o:title=""/>
+          </v:shape>
+          <o:OLEObject Type="Embed" ProgID="STATISTICA.Graph" ShapeID="_x0000_i1033" DrawAspect="Content" ObjectID="_1837753829" r:id="rId10">
+            <o:FieldCodes>\s</o:FieldCodes>
+          </o:OLEObject>
+        </w:object>
+      </w:r>
+    </w:p>
+    <w:p>
+      <w:pPr>
+        <w:jc w:val="center"/>
+        <w:rPr>
+          <w:rFonts w:ascii="Times New Roman" w:hAnsi="Times New Roman" w:cs="Times New Roman"/>
+          <w:sz w:val="28"/>
+          <w:szCs w:val="28"/>
+        </w:rPr>
+      </w:pPr>
+      <w:r>
+        <w:rPr>
+          <w:rFonts w:ascii="Times New Roman" w:hAnsi="Times New Roman" w:cs="Times New Roman"/>
+          <w:sz w:val="28"/>
+          <w:szCs w:val="28"/>
+        </w:rPr>
+        <w:lastRenderedPageBreak/>
+        <w:t>Ранги значимости</w:t>
+      </w:r>
+    </w:p>
+    <w:p>
+      <w:pPr>
+        <w:jc w:val="center"/>
+      </w:pPr>
+      <w:r>
+        <w:object w:dxaOrig="9361" w:dyaOrig="7021" w14:anchorId="6EF5A420">
+          <v:shape id="_x0000_i1035" type="#_x0000_t75" style="width:468pt;height:351.15pt" o:ole="">
+            <v:imagedata r:id="rId11" o:title=""/>
+          </v:shape>
+          <o:OLEObject Type="Embed" ProgID="STATISTICA.Graph" ShapeID="_x0000_i1035" DrawAspect="Content" ObjectID="_1837753830" r:id="rId12">
+            <o:FieldCodes>\s</o:FieldCodes>
+          </o:OLEObject>
+        </w:object>
+      </w:r>
+    </w:p>
+    <w:p>
+      <w:pPr>
+        <w:jc w:val="center"/>
+        <w:rPr>
+          <w:rFonts w:ascii="Times New Roman" w:hAnsi="Times New Roman" w:cs="Times New Roman"/>
+          <w:sz w:val="28"/>
+          <w:szCs w:val="28"/>
+        </w:rPr>
+      </w:pPr>
+      <w:r>
+        <w:rPr>
+          <w:rFonts w:ascii="Times New Roman" w:hAnsi="Times New Roman" w:cs="Times New Roman"/>
+          <w:sz w:val="28"/>
+          <w:szCs w:val="28"/>
+        </w:rPr>
+        <w:t xml:space="preserve">По диаграмме </w:t>
+      </w:r>
+      <w:proofErr w:type="gramStart"/>
+      <w:r>
+        <w:rPr>
+          <w:rFonts w:ascii="Times New Roman" w:hAnsi="Times New Roman" w:cs="Times New Roman"/>
+          <w:sz w:val="28"/>
+          <w:szCs w:val="28"/>
+        </w:rPr>
+        <w:t>видно</w:t>
+      </w:r>
+      <w:proofErr w:type="gramEnd"/>
+      <w:r>
+        <w:rPr>
+          <w:rFonts w:ascii="Times New Roman" w:hAnsi="Times New Roman" w:cs="Times New Roman"/>
+          <w:sz w:val="28"/>
+          <w:szCs w:val="28"/>
+        </w:rPr>
+        <w:t xml:space="preserve"> что самым значимым предиктором являются предыдущая </w:t>
+      </w:r>
+      <w:proofErr w:type="spellStart"/>
+      <w:r>
+        <w:rPr>
+          <w:rFonts w:ascii="Times New Roman" w:hAnsi="Times New Roman" w:cs="Times New Roman"/>
+          <w:sz w:val="28"/>
+          <w:szCs w:val="28"/>
+        </w:rPr>
+        <w:t>успеваимость</w:t>
+      </w:r>
+      <w:proofErr w:type="spellEnd"/>
+      <w:r>
+        <w:rPr>
+          <w:rFonts w:ascii="Times New Roman" w:hAnsi="Times New Roman" w:cs="Times New Roman"/>
+          <w:sz w:val="28"/>
+          <w:szCs w:val="28"/>
+        </w:rPr>
+        <w:t xml:space="preserve"> студента</w:t>
+      </w:r>
+    </w:p>
+    <w:p>
+      <w:pPr>
+        <w:jc w:val="center"/>
+        <w:rPr>
+          <w:rFonts w:ascii="Times New Roman" w:hAnsi="Times New Roman" w:cs="Times New Roman"/>
+          <w:sz w:val="28"/>
+          <w:szCs w:val="28"/>
+        </w:rPr>
+      </w:pPr>
+      <w:r>
+        <w:rPr>
+          <w:rFonts w:ascii="Times New Roman" w:hAnsi="Times New Roman" w:cs="Times New Roman"/>
+          <w:sz w:val="28"/>
+          <w:szCs w:val="28"/>
+        </w:rPr>
+        <w:t>Матрица ошибок классификации ГКП</w:t>
+      </w:r>
+    </w:p>
+    <w:p>
+      <w:pPr>
+        <w:jc w:val="center"/>
+      </w:pPr>
+      <w:r>
+        <w:object w:dxaOrig="8625" w:dyaOrig="2565" w14:anchorId="7E40B129">
+          <v:shape id="_x0000_i1038" type="#_x0000_t75" style="width:431.3pt;height:128.4pt" o:ole="">
+            <v:imagedata r:id="rId13" o:title=""/>
+          </v:shape>
+          <o:OLEObject Type="Embed" ProgID="STATISTICA.Spreadsheet" ShapeID="_x0000_i1038" DrawAspect="Content" ObjectID="_1837753831" r:id="rId14">
+            <o:FieldCodes>\s</o:FieldCodes>
+          </o:OLEObject>
+        </w:object>
+      </w:r>
+    </w:p>
+    <w:p>
+      <w:pPr>
+        <w:jc w:val="center"/>
+        <w:rPr>
+          <w:rFonts w:ascii="Times New Roman" w:hAnsi="Times New Roman" w:cs="Times New Roman"/>
+          <w:sz w:val="28"/>
+        </w:rPr>
+      </w:pPr>
+      <w:r>
+        <w:rPr>
+          <w:rFonts w:ascii="Times New Roman" w:hAnsi="Times New Roman" w:cs="Times New Roman"/>
+          <w:sz w:val="28"/>
+        </w:rPr>
+        <w:t xml:space="preserve">из таблицы </w:t>
+      </w:r>
+      <w:proofErr w:type="gramStart"/>
+      <w:r>
+        <w:rPr>
+          <w:rFonts w:ascii="Times New Roman" w:hAnsi="Times New Roman" w:cs="Times New Roman"/>
+          <w:sz w:val="28"/>
+        </w:rPr>
+        <w:t>видно</w:t>
+      </w:r>
+      <w:proofErr w:type="gramEnd"/>
+      <w:r>
+        <w:rPr>
+          <w:rFonts w:ascii="Times New Roman" w:hAnsi="Times New Roman" w:cs="Times New Roman"/>
+          <w:sz w:val="28"/>
+        </w:rPr>
+        <w:t xml:space="preserve"> что часть наблюдений классифицирована правильно однако присутствуют и ошибки. Класс </w:t>
+      </w:r>
+      <w:r>
+        <w:rPr>
+          <w:rFonts w:ascii="Times New Roman" w:hAnsi="Times New Roman" w:cs="Times New Roman"/>
+          <w:sz w:val="28"/>
+          <w:lang w:val="en-US"/>
+        </w:rPr>
+        <w:t>F</w:t>
+      </w:r>
+      <w:r>
+        <w:rPr>
+          <w:rFonts w:ascii="Times New Roman" w:hAnsi="Times New Roman" w:cs="Times New Roman"/>
+          <w:sz w:val="28"/>
+        </w:rPr>
+        <w:t xml:space="preserve"> </w:t>
+      </w:r>
+      <w:r>
+        <w:rPr>
+          <w:rFonts w:ascii="Times New Roman" w:hAnsi="Times New Roman" w:cs="Times New Roman"/>
+          <w:sz w:val="28"/>
+        </w:rPr>
+        <w:t xml:space="preserve">определяется достаточно точно, </w:t>
+      </w:r>
+      <w:proofErr w:type="gramStart"/>
+      <w:r>
+        <w:rPr>
+          <w:rFonts w:ascii="Times New Roman" w:hAnsi="Times New Roman" w:cs="Times New Roman"/>
+          <w:sz w:val="28"/>
+        </w:rPr>
+        <w:t>т к</w:t>
+      </w:r>
+      <w:proofErr w:type="gramEnd"/>
+      <w:r>
+        <w:rPr>
+          <w:rFonts w:ascii="Times New Roman" w:hAnsi="Times New Roman" w:cs="Times New Roman"/>
+          <w:sz w:val="28"/>
+        </w:rPr>
+        <w:t xml:space="preserve"> для него практически нет ошибок. Основная часть оши</w:t>
+      </w:r>
+      <w:bookmarkStart w:id="0" w:name="_GoBack"/>
+      <w:bookmarkEnd w:id="0"/>
+      <w:r>
+        <w:rPr>
+          <w:rFonts w:ascii="Times New Roman" w:hAnsi="Times New Roman" w:cs="Times New Roman"/>
+          <w:sz w:val="28"/>
+        </w:rPr>
+        <w:t>бок возникает между средними оценками.</w:t>
+      </w:r>
+    </w:p>
+    <w:p>
+      <w:pPr>
+        <w:jc w:val="center"/>
+        <w:rPr>
+          <w:rFonts w:ascii="Times New Roman" w:hAnsi="Times New Roman" w:cs="Times New Roman"/>
+          <w:sz w:val="28"/>
+          <w:szCs w:val="28"/>
+        </w:rPr>
+      </w:pPr>
+      <w:r>
+        <w:rPr>
+          <w:rFonts w:ascii="Times New Roman" w:hAnsi="Times New Roman" w:cs="Times New Roman"/>
+          <w:sz w:val="28"/>
+          <w:szCs w:val="28"/>
+        </w:rPr>
+        <w:t xml:space="preserve">на вкладке </w:t>
+      </w:r>
+      <w:r>
+        <w:rPr>
+          <w:rFonts w:ascii="Times New Roman" w:hAnsi="Times New Roman" w:cs="Times New Roman"/>
+          <w:bCs/>
+          <w:sz w:val="28"/>
+          <w:szCs w:val="28"/>
+        </w:rPr>
+        <w:t xml:space="preserve">Параметры остановки </w:t>
+      </w:r>
+      <w:r>
+        <w:rPr>
+          <w:rFonts w:ascii="Times New Roman" w:hAnsi="Times New Roman" w:cs="Times New Roman"/>
+          <w:sz w:val="28"/>
+          <w:szCs w:val="28"/>
+        </w:rPr>
+        <w:t>выберем правило остановки</w:t>
+      </w:r>
+      <w:r>
+        <w:rPr>
+          <w:rFonts w:ascii="Times New Roman" w:hAnsi="Times New Roman" w:cs="Times New Roman"/>
+          <w:iCs/>
+          <w:sz w:val="28"/>
+          <w:szCs w:val="28"/>
+        </w:rPr>
+        <w:t xml:space="preserve"> </w:t>
+      </w:r>
+      <w:r>
+        <w:rPr>
+          <w:rFonts w:ascii="Times New Roman" w:hAnsi="Times New Roman" w:cs="Times New Roman"/>
+          <w:bCs/>
+          <w:sz w:val="28"/>
+          <w:szCs w:val="28"/>
+        </w:rPr>
+        <w:t>Прямая остановка (FACT)</w:t>
+      </w:r>
+    </w:p>
+    <w:p>
+      <w:pPr>
+        <w:jc w:val="center"/>
+      </w:pPr>
+      <w:r>
+        <w:object w:dxaOrig="9361" w:dyaOrig="7021" w14:anchorId="6F7A20E6">
+          <v:shape id="_x0000_i1040" type="#_x0000_t75" style="width:468pt;height:351.15pt" o:ole="">
+            <v:imagedata r:id="rId15" o:title=""/>
+          </v:shape>
+          <o:OLEObject Type="Embed" ProgID="STATISTICA.Graph" ShapeID="_x0000_i1040" DrawAspect="Content" ObjectID="_1837753832" r:id="rId16">
+            <o:FieldCodes>\s</o:FieldCodes>
+          </o:OLEObject>
+        </w:object>
+      </w:r>
+    </w:p>
+    <w:p>
+      <w:pPr>
+        <w:jc w:val="center"/>
+        <w:rPr>
+          <w:rFonts w:ascii="Times New Roman" w:hAnsi="Times New Roman" w:cs="Times New Roman"/>
+          <w:sz w:val="28"/>
+          <w:szCs w:val="28"/>
+        </w:rPr>
+      </w:pPr>
+      <w:r>
+        <w:rPr>
+          <w:rFonts w:ascii="Times New Roman" w:hAnsi="Times New Roman" w:cs="Times New Roman"/>
+          <w:sz w:val="28"/>
+          <w:szCs w:val="28"/>
+        </w:rPr>
+        <w:t xml:space="preserve">Получено </w:t>
+      </w:r>
+      <w:proofErr w:type="gramStart"/>
+      <w:r>
+        <w:rPr>
+          <w:rFonts w:ascii="Times New Roman" w:hAnsi="Times New Roman" w:cs="Times New Roman"/>
+          <w:sz w:val="28"/>
+          <w:szCs w:val="28"/>
+        </w:rPr>
+        <w:t>дерево классификации</w:t>
+      </w:r>
+      <w:proofErr w:type="gramEnd"/>
+      <w:r>
+        <w:rPr>
+          <w:rFonts w:ascii="Times New Roman" w:hAnsi="Times New Roman" w:cs="Times New Roman"/>
+          <w:sz w:val="28"/>
+          <w:szCs w:val="28"/>
+        </w:rPr>
+        <w:t xml:space="preserve"> </w:t>
+      </w:r>
+      <w:r>
+        <w:rPr>
+          <w:rFonts w:ascii="Times New Roman" w:hAnsi="Times New Roman" w:cs="Times New Roman"/>
+          <w:sz w:val="28"/>
+          <w:szCs w:val="28"/>
+        </w:rPr>
+        <w:t>включающее</w:t>
+      </w:r>
+      <w:r>
+        <w:rPr>
+          <w:rFonts w:ascii="Times New Roman" w:hAnsi="Times New Roman" w:cs="Times New Roman"/>
+          <w:sz w:val="28"/>
+          <w:szCs w:val="28"/>
+        </w:rPr>
+        <w:t xml:space="preserve"> 28 терминальных вершин</w:t>
+      </w:r>
+    </w:p>
+    <w:p>
+      <w:pPr>
+        <w:jc w:val="center"/>
+      </w:pPr>
+      <w:r>
+        <w:object w:dxaOrig="8625" w:dyaOrig="2565" w14:anchorId="733B8CE6">
+          <v:shape id="_x0000_i1046" type="#_x0000_t75" style="width:431.3pt;height:128.4pt" o:ole="">
+            <v:imagedata r:id="rId17" o:title=""/>
+          </v:shape>
+          <o:OLEObject Type="Embed" ProgID="STATISTICA.Spreadsheet" ShapeID="_x0000_i1046" DrawAspect="Content" ObjectID="_1837753833" r:id="rId18">
+            <o:FieldCodes>\s</o:FieldCodes>
+          </o:OLEObject>
+        </w:object>
+      </w:r>
+    </w:p>
+    <w:p>
+      <w:pPr>
+        <w:jc w:val="center"/>
+        <w:rPr>
+          <w:rFonts w:ascii="Times New Roman" w:hAnsi="Times New Roman" w:cs="Times New Roman"/>
+          <w:sz w:val="28"/>
+          <w:szCs w:val="28"/>
+        </w:rPr>
+      </w:pPr>
+      <w:r>
+        <w:rPr>
+          <w:rFonts w:ascii="Times New Roman" w:hAnsi="Times New Roman" w:cs="Times New Roman"/>
+          <w:sz w:val="28"/>
+          <w:szCs w:val="28"/>
+        </w:rPr>
+        <w:t>Значения в таблице практически не изменились</w:t>
+      </w:r>
+    </w:p>
     <w:sectPr>
       <w:pgSz w:w="11906" w:h="16838"/>
       <w:pgMar w:top="1134" w:right="850" w:bottom="1134" w:left="1701" w:header="708" w:footer="708" w:gutter="0"/>
@@ -9781,7 +10175,7 @@
 </file>
 
 <file path=word/endnotes.xml><?xml version="1.0" encoding="utf-8"?>
-<w:endnotes xmlns:wpc="http://schemas.microsoft.com/office/word/2010/wordprocessingCanvas" xmlns:cx="http://schemas.microsoft.com/office/drawing/2014/chartex" xmlns:cx1="http://schemas.microsoft.com/office/drawing/2015/9/8/chartex" xmlns:cx2="http://schemas.microsoft.com/office/drawing/2015/10/21/chartex" xmlns:cx3="http://schemas.microsoft.com/office/drawing/2016/5/9/chartex" xmlns:cx4="http://schemas.microsoft.com/office/drawing/2016/5/10/chartex" xmlns:cx5="http://schemas.microsoft.com/office/drawing/2016/5/11/chartex" xmlns:cx6="http://schemas.microsoft.com/office/drawing/2016/5/12/chartex" xmlns:cx7="http://schemas.microsoft.com/office/drawing/2016/5/13/chartex" xmlns:cx8="http://schemas.microsoft.com/office/drawing/2016/5/14/chartex" xmlns:mc="http://schemas.openxmlformats.org/markup-compatibility/2006" xmlns:aink="http://schemas.microsoft.com/office/drawing/2016/ink" xmlns:am3d="http://schemas.microsoft.com/office/drawing/2017/model3d" xmlns:o="urn:schemas-microsoft-com:office:office" xmlns:r="http://schemas.openxmlformats.org/officeDocument/2006/relationships" xmlns:m="http://schemas.openxmlformats.org/officeDocument/2006/math" xmlns:v="urn:schemas-microsoft-com:vml" xmlns:wp14="http://schemas.microsoft.com/office/word/2010/wordprocessingDrawing" xmlns:wp="http://schemas.openxmlformats.org/drawingml/2006/wordprocessingDrawing" xmlns:w10="urn:schemas-microsoft-com:office:word" xmlns:w="http://schemas.openxmlformats.org/wordprocessingml/2006/main" xmlns:w14="http://schemas.microsoft.com/office/word/2010/wordml" xmlns:w15="http://schemas.microsoft.com/office/word/2012/wordml" xmlns:w16cex="http://schemas.microsoft.com/office/word/2018/wordml/cex" xmlns:w16cid="http://schemas.microsoft.com/office/word/2016/wordml/cid" xmlns:w16="http://schemas.microsoft.com/office/word/2018/wordml" xmlns:w16sdtdh="http://schemas.microsoft.com/office/word/2020/wordml/sdtdatahash" xmlns:w16se="http://schemas.microsoft.com/office/word/2015/wordml/symex" xmlns:wpg="http://schemas.microsoft.com/office/word/2010/wordprocessingGroup" xmlns:wpi="http://schemas.microsoft.com/office/word/2010/wordprocessingInk" xmlns:wne="http://schemas.microsoft.com/office/word/2006/wordml" xmlns:wps="http://schemas.microsoft.com/office/word/2010/wordprocessingShape" mc:Ignorable="w14 w15 w16se w16cid w16 w16cex w16sdtdh wp14">
+<w:endnotes xmlns:wpc="http://schemas.microsoft.com/office/word/2010/wordprocessingCanvas" xmlns:cx="http://schemas.microsoft.com/office/drawing/2014/chartex" xmlns:cx1="http://schemas.microsoft.com/office/drawing/2015/9/8/chartex" xmlns:cx2="http://schemas.microsoft.com/office/drawing/2015/10/21/chartex" xmlns:cx3="http://schemas.microsoft.com/office/drawing/2016/5/9/chartex" xmlns:cx4="http://schemas.microsoft.com/office/drawing/2016/5/10/chartex" xmlns:cx5="http://schemas.microsoft.com/office/drawing/2016/5/11/chartex" xmlns:cx6="http://schemas.microsoft.com/office/drawing/2016/5/12/chartex" xmlns:cx7="http://schemas.microsoft.com/office/drawing/2016/5/13/chartex" xmlns:cx8="http://schemas.microsoft.com/office/drawing/2016/5/14/chartex" xmlns:mc="http://schemas.openxmlformats.org/markup-compatibility/2006" xmlns:aink="http://schemas.microsoft.com/office/drawing/2016/ink" xmlns:am3d="http://schemas.microsoft.com/office/drawing/2017/model3d" xmlns:o="urn:schemas-microsoft-com:office:office" xmlns:r="http://schemas.openxmlformats.org/officeDocument/2006/relationships" xmlns:m="http://schemas.openxmlformats.org/officeDocument/2006/math" xmlns:v="urn:schemas-microsoft-com:vml" xmlns:wp14="http://schemas.microsoft.com/office/word/2010/wordprocessingDrawing" xmlns:wp="http://schemas.openxmlformats.org/drawingml/2006/wordprocessingDrawing" xmlns:w10="urn:schemas-microsoft-com:office:word" xmlns:w="http://schemas.openxmlformats.org/wordprocessingml/2006/main" xmlns:w14="http://schemas.microsoft.com/office/word/2010/wordml" xmlns:w15="http://schemas.microsoft.com/office/word/2012/wordml" xmlns:w16cid="http://schemas.microsoft.com/office/word/2016/wordml/cid" xmlns:w16se="http://schemas.microsoft.com/office/word/2015/wordml/symex" xmlns:wpg="http://schemas.microsoft.com/office/word/2010/wordprocessingGroup" xmlns:wpi="http://schemas.microsoft.com/office/word/2010/wordprocessingInk" xmlns:wne="http://schemas.microsoft.com/office/word/2006/wordml" xmlns:wps="http://schemas.microsoft.com/office/word/2010/wordprocessingShape" mc:Ignorable="w14 w15 w16se w16cid wp14">
   <w:endnote w:type="separator" w:id="-1">
     <w:p>
       <w:pPr>
@@ -9806,7 +10200,7 @@
 </file>
 
 <file path=word/footnotes.xml><?xml version="1.0" encoding="utf-8"?>
-<w:footnotes xmlns:wpc="http://schemas.microsoft.com/office/word/2010/wordprocessingCanvas" xmlns:cx="http://schemas.microsoft.com/office/drawing/2014/chartex" xmlns:cx1="http://schemas.microsoft.com/office/drawing/2015/9/8/chartex" xmlns:cx2="http://schemas.microsoft.com/office/drawing/2015/10/21/chartex" xmlns:cx3="http://schemas.microsoft.com/office/drawing/2016/5/9/chartex" xmlns:cx4="http://schemas.microsoft.com/office/drawing/2016/5/10/chartex" xmlns:cx5="http://schemas.microsoft.com/office/drawing/2016/5/11/chartex" xmlns:cx6="http://schemas.microsoft.com/office/drawing/2016/5/12/chartex" xmlns:cx7="http://schemas.microsoft.com/office/drawing/2016/5/13/chartex" xmlns:cx8="http://schemas.microsoft.com/office/drawing/2016/5/14/chartex" xmlns:mc="http://schemas.openxmlformats.org/markup-compatibility/2006" xmlns:aink="http://schemas.microsoft.com/office/drawing/2016/ink" xmlns:am3d="http://schemas.microsoft.com/office/drawing/2017/model3d" xmlns:o="urn:schemas-microsoft-com:office:office" xmlns:r="http://schemas.openxmlformats.org/officeDocument/2006/relationships" xmlns:m="http://schemas.openxmlformats.org/officeDocument/2006/math" xmlns:v="urn:schemas-microsoft-com:vml" xmlns:wp14="http://schemas.microsoft.com/office/word/2010/wordprocessingDrawing" xmlns:wp="http://schemas.openxmlformats.org/drawingml/2006/wordprocessingDrawing" xmlns:w10="urn:schemas-microsoft-com:office:word" xmlns:w="http://schemas.openxmlformats.org/wordprocessingml/2006/main" xmlns:w14="http://schemas.microsoft.com/office/word/2010/wordml" xmlns:w15="http://schemas.microsoft.com/office/word/2012/wordml" xmlns:w16cex="http://schemas.microsoft.com/office/word/2018/wordml/cex" xmlns:w16cid="http://schemas.microsoft.com/office/word/2016/wordml/cid" xmlns:w16="http://schemas.microsoft.com/office/word/2018/wordml" xmlns:w16sdtdh="http://schemas.microsoft.com/office/word/2020/wordml/sdtdatahash" xmlns:w16se="http://schemas.microsoft.com/office/word/2015/wordml/symex" xmlns:wpg="http://schemas.microsoft.com/office/word/2010/wordprocessingGroup" xmlns:wpi="http://schemas.microsoft.com/office/word/2010/wordprocessingInk" xmlns:wne="http://schemas.microsoft.com/office/word/2006/wordml" xmlns:wps="http://schemas.microsoft.com/office/word/2010/wordprocessingShape" mc:Ignorable="w14 w15 w16se w16cid w16 w16cex w16sdtdh wp14">
+<w:footnotes xmlns:wpc="http://schemas.microsoft.com/office/word/2010/wordprocessingCanvas" xmlns:cx="http://schemas.microsoft.com/office/drawing/2014/chartex" xmlns:cx1="http://schemas.microsoft.com/office/drawing/2015/9/8/chartex" xmlns:cx2="http://schemas.microsoft.com/office/drawing/2015/10/21/chartex" xmlns:cx3="http://schemas.microsoft.com/office/drawing/2016/5/9/chartex" xmlns:cx4="http://schemas.microsoft.com/office/drawing/2016/5/10/chartex" xmlns:cx5="http://schemas.microsoft.com/office/drawing/2016/5/11/chartex" xmlns:cx6="http://schemas.microsoft.com/office/drawing/2016/5/12/chartex" xmlns:cx7="http://schemas.microsoft.com/office/drawing/2016/5/13/chartex" xmlns:cx8="http://schemas.microsoft.com/office/drawing/2016/5/14/chartex" xmlns:mc="http://schemas.openxmlformats.org/markup-compatibility/2006" xmlns:aink="http://schemas.microsoft.com/office/drawing/2016/ink" xmlns:am3d="http://schemas.microsoft.com/office/drawing/2017/model3d" xmlns:o="urn:schemas-microsoft-com:office:office" xmlns:r="http://schemas.openxmlformats.org/officeDocument/2006/relationships" xmlns:m="http://schemas.openxmlformats.org/officeDocument/2006/math" xmlns:v="urn:schemas-microsoft-com:vml" xmlns:wp14="http://schemas.microsoft.com/office/word/2010/wordprocessingDrawing" xmlns:wp="http://schemas.openxmlformats.org/drawingml/2006/wordprocessingDrawing" xmlns:w10="urn:schemas-microsoft-com:office:word" xmlns:w="http://schemas.openxmlformats.org/wordprocessingml/2006/main" xmlns:w14="http://schemas.microsoft.com/office/word/2010/wordml" xmlns:w15="http://schemas.microsoft.com/office/word/2012/wordml" xmlns:w16cid="http://schemas.microsoft.com/office/word/2016/wordml/cid" xmlns:w16se="http://schemas.microsoft.com/office/word/2015/wordml/symex" xmlns:wpg="http://schemas.microsoft.com/office/word/2010/wordprocessingGroup" xmlns:wpi="http://schemas.microsoft.com/office/word/2010/wordprocessingInk" xmlns:wne="http://schemas.microsoft.com/office/word/2006/wordml" xmlns:wps="http://schemas.microsoft.com/office/word/2010/wordprocessingShape" mc:Ignorable="w14 w15 w16se w16cid wp14">
   <w:footnote w:type="separator" w:id="-1">
     <w:p>
       <w:pPr>
@@ -9831,7 +10225,7 @@
 </file>
 
 <file path=word/numbering.xml><?xml version="1.0" encoding="utf-8"?>
-<w:numbering xmlns:wpc="http://schemas.microsoft.com/office/word/2010/wordprocessingCanvas" xmlns:cx="http://schemas.microsoft.com/office/drawing/2014/chartex" xmlns:cx1="http://schemas.microsoft.com/office/drawing/2015/9/8/chartex" xmlns:cx2="http://schemas.microsoft.com/office/drawing/2015/10/21/chartex" xmlns:cx3="http://schemas.microsoft.com/office/drawing/2016/5/9/chartex" xmlns:cx4="http://schemas.microsoft.com/office/drawing/2016/5/10/chartex" xmlns:cx5="http://schemas.microsoft.com/office/drawing/2016/5/11/chartex" xmlns:cx6="http://schemas.microsoft.com/office/drawing/2016/5/12/chartex" xmlns:cx7="http://schemas.microsoft.com/office/drawing/2016/5/13/chartex" xmlns:cx8="http://schemas.microsoft.com/office/drawing/2016/5/14/chartex" xmlns:mc="http://schemas.openxmlformats.org/markup-compatibility/2006" xmlns:aink="http://schemas.microsoft.com/office/drawing/2016/ink" xmlns:am3d="http://schemas.microsoft.com/office/drawing/2017/model3d" xmlns:o="urn:schemas-microsoft-com:office:office" xmlns:r="http://schemas.openxmlformats.org/officeDocument/2006/relationships" xmlns:m="http://schemas.openxmlformats.org/officeDocument/2006/math" xmlns:v="urn:schemas-microsoft-com:vml" xmlns:wp14="http://schemas.microsoft.com/office/word/2010/wordprocessingDrawing" xmlns:wp="http://schemas.openxmlformats.org/drawingml/2006/wordprocessingDrawing" xmlns:w10="urn:schemas-microsoft-com:office:word" xmlns:w="http://schemas.openxmlformats.org/wordprocessingml/2006/main" xmlns:w14="http://schemas.microsoft.com/office/word/2010/wordml" xmlns:w15="http://schemas.microsoft.com/office/word/2012/wordml" xmlns:w16cex="http://schemas.microsoft.com/office/word/2018/wordml/cex" xmlns:w16cid="http://schemas.microsoft.com/office/word/2016/wordml/cid" xmlns:w16="http://schemas.microsoft.com/office/word/2018/wordml" xmlns:w16sdtdh="http://schemas.microsoft.com/office/word/2020/wordml/sdtdatahash" xmlns:w16se="http://schemas.microsoft.com/office/word/2015/wordml/symex" xmlns:wpg="http://schemas.microsoft.com/office/word/2010/wordprocessingGroup" xmlns:wpi="http://schemas.microsoft.com/office/word/2010/wordprocessingInk" xmlns:wne="http://schemas.microsoft.com/office/word/2006/wordml" xmlns:wps="http://schemas.microsoft.com/office/word/2010/wordprocessingShape" mc:Ignorable="w14 w15 w16se w16cid w16 w16cex w16sdtdh wp14">
+<w:numbering xmlns:wpc="http://schemas.microsoft.com/office/word/2010/wordprocessingCanvas" xmlns:cx="http://schemas.microsoft.com/office/drawing/2014/chartex" xmlns:cx1="http://schemas.microsoft.com/office/drawing/2015/9/8/chartex" xmlns:cx2="http://schemas.microsoft.com/office/drawing/2015/10/21/chartex" xmlns:cx3="http://schemas.microsoft.com/office/drawing/2016/5/9/chartex" xmlns:cx4="http://schemas.microsoft.com/office/drawing/2016/5/10/chartex" xmlns:cx5="http://schemas.microsoft.com/office/drawing/2016/5/11/chartex" xmlns:cx6="http://schemas.microsoft.com/office/drawing/2016/5/12/chartex" xmlns:cx7="http://schemas.microsoft.com/office/drawing/2016/5/13/chartex" xmlns:cx8="http://schemas.microsoft.com/office/drawing/2016/5/14/chartex" xmlns:mc="http://schemas.openxmlformats.org/markup-compatibility/2006" xmlns:aink="http://schemas.microsoft.com/office/drawing/2016/ink" xmlns:am3d="http://schemas.microsoft.com/office/drawing/2017/model3d" xmlns:o="urn:schemas-microsoft-com:office:office" xmlns:r="http://schemas.openxmlformats.org/officeDocument/2006/relationships" xmlns:m="http://schemas.openxmlformats.org/officeDocument/2006/math" xmlns:v="urn:schemas-microsoft-com:vml" xmlns:wp14="http://schemas.microsoft.com/office/word/2010/wordprocessingDrawing" xmlns:wp="http://schemas.openxmlformats.org/drawingml/2006/wordprocessingDrawing" xmlns:w10="urn:schemas-microsoft-com:office:word" xmlns:w="http://schemas.openxmlformats.org/wordprocessingml/2006/main" xmlns:w14="http://schemas.microsoft.com/office/word/2010/wordml" xmlns:w15="http://schemas.microsoft.com/office/word/2012/wordml" xmlns:w16cid="http://schemas.microsoft.com/office/word/2016/wordml/cid" xmlns:w16se="http://schemas.microsoft.com/office/word/2015/wordml/symex" xmlns:wpg="http://schemas.microsoft.com/office/word/2010/wordprocessingGroup" xmlns:wpi="http://schemas.microsoft.com/office/word/2010/wordprocessingInk" xmlns:wne="http://schemas.microsoft.com/office/word/2006/wordml" xmlns:wps="http://schemas.microsoft.com/office/word/2010/wordprocessingShape" mc:Ignorable="w14 w15 w16se w16cid wp14">
   <w:abstractNum w:abstractNumId="0" w15:restartNumberingAfterBreak="0">
     <w:nsid w:val="55487F48"/>
     <w:multiLevelType w:val="multilevel"/>
@@ -9988,7 +10382,7 @@
 </file>
 
 <file path=word/styles.xml><?xml version="1.0" encoding="utf-8"?>
-<w:styles xmlns:mc="http://schemas.openxmlformats.org/markup-compatibility/2006" xmlns:r="http://schemas.openxmlformats.org/officeDocument/2006/relationships" xmlns:w="http://schemas.openxmlformats.org/wordprocessingml/2006/main" xmlns:w14="http://schemas.microsoft.com/office/word/2010/wordml" xmlns:w15="http://schemas.microsoft.com/office/word/2012/wordml" xmlns:w16cex="http://schemas.microsoft.com/office/word/2018/wordml/cex" xmlns:w16cid="http://schemas.microsoft.com/office/word/2016/wordml/cid" xmlns:w16="http://schemas.microsoft.com/office/word/2018/wordml" xmlns:w16sdtdh="http://schemas.microsoft.com/office/word/2020/wordml/sdtdatahash" xmlns:w16se="http://schemas.microsoft.com/office/word/2015/wordml/symex" mc:Ignorable="w14 w15 w16se w16cid w16 w16cex w16sdtdh">
+<w:styles xmlns:mc="http://schemas.openxmlformats.org/markup-compatibility/2006" xmlns:r="http://schemas.openxmlformats.org/officeDocument/2006/relationships" xmlns:w="http://schemas.openxmlformats.org/wordprocessingml/2006/main" xmlns:w14="http://schemas.microsoft.com/office/word/2010/wordml" xmlns:w15="http://schemas.microsoft.com/office/word/2012/wordml" xmlns:w16cid="http://schemas.microsoft.com/office/word/2016/wordml/cid" xmlns:w16se="http://schemas.microsoft.com/office/word/2015/wordml/symex" mc:Ignorable="w14 w15 w16se w16cid">
   <w:docDefaults>
     <w:rPrDefault>
       <w:rPr>
@@ -10004,7 +10398,7 @@
       </w:pPr>
     </w:pPrDefault>
   </w:docDefaults>
-  <w:latentStyles w:defLockedState="0" w:defUIPriority="99" w:defSemiHidden="0" w:defUnhideWhenUsed="0" w:defQFormat="0" w:count="376">
+  <w:latentStyles w:defLockedState="0" w:defUIPriority="99" w:defSemiHidden="0" w:defUnhideWhenUsed="0" w:defQFormat="0" w:count="375">
     <w:lsdException w:name="Normal" w:uiPriority="0" w:qFormat="1"/>
     <w:lsdException w:name="heading 1" w:uiPriority="9" w:qFormat="1"/>
     <w:lsdException w:name="heading 2" w:semiHidden="1" w:uiPriority="9" w:unhideWhenUsed="1" w:qFormat="1"/>
@@ -10380,7 +10774,6 @@
     <w:lsdException w:name="Smart Hyperlink" w:semiHidden="1" w:unhideWhenUsed="1"/>
     <w:lsdException w:name="Hashtag" w:semiHidden="1" w:unhideWhenUsed="1"/>
     <w:lsdException w:name="Unresolved Mention" w:semiHidden="1" w:unhideWhenUsed="1"/>
-    <w:lsdException w:name="Smart Link" w:semiHidden="1" w:unhideWhenUsed="1"/>
   </w:latentStyles>
   <w:style w:type="paragraph" w:default="1" w:styleId="a">
     <w:name w:val="Normal"/>
